--- a/03_session03/questions_session03.docx
+++ b/03_session03/questions_session03.docx
@@ -201,7 +201,7 @@
           <w:bCs/>
           <w:lang w:val="en-US"/>
         </w:rPr>
-        <w:t xml:space="preserve"> (it can be the same or a reformulation of the question you prepared during Session 2).  Write the research question below.</w:t>
+        <w:t xml:space="preserve"> (it can be the same as, or a reformulation of, the question you wrote for the Session 2 seminar questions). Write the research question below.</w:t>
       </w:r>
     </w:p>
     <w:p>
